--- a/src/infrastructure/pdf/modelo de nota .docx
+++ b/src/infrastructure/pdf/modelo de nota .docx
@@ -433,7 +433,7 @@
     <w:p>
       <w:pPr>
         <w:spacing w:line="276" w:lineRule="auto"/>
-        <w:ind w:firstLine="1276"/>
+        <w:ind w:left="0" w:firstLine="0"/>
         <w:jc w:val="both"/>
         <w:rPr>
           <w:rFonts w:ascii="Calibri" w:cs="Calibri" w:eastAsia="Calibri" w:hAnsi="Calibri"/>
@@ -443,8 +443,12 @@
       </w:pPr>
       <w:r>
         <w:rPr>
-          <w:rtl w:val="0"/>
-        </w:rPr>
+          <w:rFonts w:ascii="Calibri" w:cs="Calibri" w:eastAsia="Calibri" w:hAnsi="Calibri"/>
+          <w:sz w:val="22"/>
+          <w:szCs w:val="22"/>
+          <w:rtl w:val="0"/>
+        </w:rPr>
+        <w:t xml:space="preserve">{#detalles}</w:t>
       </w:r>
     </w:p>
     <w:tbl>
@@ -747,7 +751,7 @@
                 <w:szCs w:val="22"/>
                 <w:rtl w:val="0"/>
               </w:rPr>
-              <w:t xml:space="preserve">{#detalles}{apellido} </w:t>
+              <w:t xml:space="preserve">{apellido} </w:t>
             </w:r>
           </w:p>
         </w:tc>
@@ -896,7 +900,7 @@
                 <w:szCs w:val="22"/>
                 <w:rtl w:val="0"/>
               </w:rPr>
-              <w:t xml:space="preserve">{perfil}{/detalles} </w:t>
+              <w:t xml:space="preserve">{perfil} </w:t>
             </w:r>
           </w:p>
         </w:tc>
@@ -905,7 +909,28 @@
     <w:p>
       <w:pPr>
         <w:spacing w:line="276" w:lineRule="auto"/>
-        <w:ind w:left="720" w:firstLine="0"/>
+        <w:ind w:left="0" w:firstLine="0"/>
+        <w:jc w:val="both"/>
+        <w:rPr>
+          <w:rFonts w:ascii="Calibri" w:cs="Calibri" w:eastAsia="Calibri" w:hAnsi="Calibri"/>
+          <w:sz w:val="22"/>
+          <w:szCs w:val="22"/>
+        </w:rPr>
+      </w:pPr>
+      <w:r>
+        <w:rPr>
+          <w:rFonts w:ascii="Calibri" w:cs="Calibri" w:eastAsia="Calibri" w:hAnsi="Calibri"/>
+          <w:sz w:val="22"/>
+          <w:szCs w:val="22"/>
+          <w:rtl w:val="0"/>
+        </w:rPr>
+        <w:t xml:space="preserve">{/detalles}</w:t>
+      </w:r>
+    </w:p>
+    <w:p>
+      <w:pPr>
+        <w:spacing w:line="276" w:lineRule="auto"/>
+        <w:ind w:left="0" w:firstLine="0"/>
         <w:jc w:val="both"/>
         <w:rPr>
           <w:rFonts w:ascii="Calibri" w:cs="Calibri" w:eastAsia="Calibri" w:hAnsi="Calibri"/>
@@ -1276,12 +1301,12 @@
         <wp:inline distB="114300" distT="114300" distL="114300" distR="114300">
           <wp:extent cx="3440588" cy="690061"/>
           <wp:effectExtent b="0" l="0" r="0" t="0"/>
-          <wp:docPr id="2" name="image2.png"/>
+          <wp:docPr id="2" name="image1.png"/>
           <a:graphic>
             <a:graphicData uri="http://schemas.openxmlformats.org/drawingml/2006/picture">
               <pic:pic>
                 <pic:nvPicPr>
-                  <pic:cNvPr id="0" name="image2.png"/>
+                  <pic:cNvPr id="0" name="image1.png"/>
                   <pic:cNvPicPr preferRelativeResize="0"/>
                 </pic:nvPicPr>
                 <pic:blipFill>
@@ -1371,12 +1396,12 @@
               <wp:extent cx="12700" cy="12700"/>
               <wp:effectExtent b="0" l="0" r="0" t="0"/>
               <wp:wrapNone/>
-              <wp:docPr id="1" name="image1.png"/>
+              <wp:docPr id="1" name="image2.png"/>
               <a:graphic>
                 <a:graphicData uri="http://schemas.openxmlformats.org/drawingml/2006/picture">
                   <pic:pic>
                     <pic:nvPicPr>
-                      <pic:cNvPr id="0" name="image1.png"/>
+                      <pic:cNvPr id="0" name="image2.png"/>
                       <pic:cNvPicPr preferRelativeResize="0"/>
                     </pic:nvPicPr>
                     <pic:blipFill>
